--- a/Phase-wise Documentation/1. Brainstorming & Ideation/Brainstorming & Idea Prioritization.docx
+++ b/Phase-wise Documentation/1. Brainstorming & Ideation/Brainstorming & Idea Prioritization.docx
@@ -60,7 +60,9 @@
             </w:tcBorders>
           </w:tcPr>
           <w:p>
-            <w:r/>
+            <w:r>
+              <w:t>03 October 2026</w:t>
+            </w:r>
           </w:p>
         </w:tc>
       </w:tr>
@@ -97,7 +99,7 @@
           </w:tcPr>
           <w:p>
             <w:r>
-              <w:t>xxxxxx</w:t>
+              <w:t>SWTID-2026-7859</w:t>
             </w:r>
           </w:p>
         </w:tc>
@@ -205,7 +207,7 @@
         <w:rPr>
           <w:i w:val="0"/>
         </w:rPr>
-        <w:t>Each team member lists out as many ideas as possible without judging them at this stage. (This is a single-member team, so all ideas were generated by Arumparithi B.)</w:t>
+        <w:t>Each team member lists out as many ideas as possible without judging them at this stage. (Team members: Arumparithi B (Team Leader) and Atchayabharath K S.)</w:t>
       </w:r>
     </w:p>
     <w:tbl>
@@ -437,7 +439,7 @@
               <w:rPr>
                 <w:sz w:val="20"/>
               </w:rPr>
-              <w:t>Arumparithi B</w:t>
+              <w:t>Atchayabharath K S</w:t>
             </w:r>
           </w:p>
         </w:tc>
@@ -621,7 +623,7 @@
               <w:rPr>
                 <w:sz w:val="20"/>
               </w:rPr>
-              <w:t>Arumparithi B</w:t>
+              <w:t>Atchayabharath K S</w:t>
             </w:r>
           </w:p>
         </w:tc>
@@ -805,7 +807,7 @@
               <w:rPr>
                 <w:sz w:val="20"/>
               </w:rPr>
-              <w:t>Arumparithi B</w:t>
+              <w:t>Atchayabharath K S</w:t>
             </w:r>
           </w:p>
         </w:tc>
